--- a/tillsyn/A 26011-2021 tillsynsbegäran.docx
+++ b/tillsyn/A 26011-2021 tillsynsbegäran.docx
@@ -245,7 +245,7 @@
     <w:r>
       <w:tab/>
       <w:tab/>
-      <w:t>2026-01-14</w:t>
+      <w:t>2026-01-15</w:t>
       <w:br/>
       <w:br/>
     </w:r>

--- a/tillsyn/A 26011-2021 tillsynsbegäran.docx
+++ b/tillsyn/A 26011-2021 tillsynsbegäran.docx
@@ -245,7 +245,7 @@
     <w:r>
       <w:tab/>
       <w:tab/>
-      <w:t>2026-01-15</w:t>
+      <w:t>2026-01-16</w:t>
       <w:br/>
       <w:br/>
     </w:r>

--- a/tillsyn/A 26011-2021 tillsynsbegäran.docx
+++ b/tillsyn/A 26011-2021 tillsynsbegäran.docx
@@ -245,7 +245,7 @@
     <w:r>
       <w:tab/>
       <w:tab/>
-      <w:t>2026-01-16</w:t>
+      <w:t>2026-01-17</w:t>
       <w:br/>
       <w:br/>
     </w:r>

--- a/tillsyn/A 26011-2021 tillsynsbegäran.docx
+++ b/tillsyn/A 26011-2021 tillsynsbegäran.docx
@@ -245,7 +245,7 @@
     <w:r>
       <w:tab/>
       <w:tab/>
-      <w:t>2026-01-17</w:t>
+      <w:t>2026-01-18</w:t>
       <w:br/>
       <w:br/>
     </w:r>

--- a/tillsyn/A 26011-2021 tillsynsbegäran.docx
+++ b/tillsyn/A 26011-2021 tillsynsbegäran.docx
@@ -245,7 +245,7 @@
     <w:r>
       <w:tab/>
       <w:tab/>
-      <w:t>2026-01-18</w:t>
+      <w:t>2026-01-19</w:t>
       <w:br/>
       <w:br/>
     </w:r>

--- a/tillsyn/A 26011-2021 tillsynsbegäran.docx
+++ b/tillsyn/A 26011-2021 tillsynsbegäran.docx
@@ -245,7 +245,7 @@
     <w:r>
       <w:tab/>
       <w:tab/>
-      <w:t>2026-01-19</w:t>
+      <w:t>2026-01-20</w:t>
       <w:br/>
       <w:br/>
     </w:r>

--- a/tillsyn/A 26011-2021 tillsynsbegäran.docx
+++ b/tillsyn/A 26011-2021 tillsynsbegäran.docx
@@ -245,7 +245,7 @@
     <w:r>
       <w:tab/>
       <w:tab/>
-      <w:t>2026-01-20</w:t>
+      <w:t>2026-01-21</w:t>
       <w:br/>
       <w:br/>
     </w:r>

--- a/tillsyn/A 26011-2021 tillsynsbegäran.docx
+++ b/tillsyn/A 26011-2021 tillsynsbegäran.docx
@@ -245,7 +245,7 @@
     <w:r>
       <w:tab/>
       <w:tab/>
-      <w:t>2026-01-21</w:t>
+      <w:t>2026-01-23</w:t>
       <w:br/>
       <w:br/>
     </w:r>

--- a/tillsyn/A 26011-2021 tillsynsbegäran.docx
+++ b/tillsyn/A 26011-2021 tillsynsbegäran.docx
@@ -245,7 +245,7 @@
     <w:r>
       <w:tab/>
       <w:tab/>
-      <w:t>2026-01-23</w:t>
+      <w:t>2026-01-24</w:t>
       <w:br/>
       <w:br/>
     </w:r>

--- a/tillsyn/A 26011-2021 tillsynsbegäran.docx
+++ b/tillsyn/A 26011-2021 tillsynsbegäran.docx
@@ -245,7 +245,7 @@
     <w:r>
       <w:tab/>
       <w:tab/>
-      <w:t>2026-01-24</w:t>
+      <w:t>2026-01-25</w:t>
       <w:br/>
       <w:br/>
     </w:r>

--- a/tillsyn/A 26011-2021 tillsynsbegäran.docx
+++ b/tillsyn/A 26011-2021 tillsynsbegäran.docx
@@ -245,7 +245,7 @@
     <w:r>
       <w:tab/>
       <w:tab/>
-      <w:t>2026-01-25</w:t>
+      <w:t>2026-01-26</w:t>
       <w:br/>
       <w:br/>
     </w:r>

--- a/tillsyn/A 26011-2021 tillsynsbegäran.docx
+++ b/tillsyn/A 26011-2021 tillsynsbegäran.docx
@@ -245,7 +245,7 @@
     <w:r>
       <w:tab/>
       <w:tab/>
-      <w:t>2026-01-26</w:t>
+      <w:t>2026-01-27</w:t>
       <w:br/>
       <w:br/>
     </w:r>

--- a/tillsyn/A 26011-2021 tillsynsbegäran.docx
+++ b/tillsyn/A 26011-2021 tillsynsbegäran.docx
@@ -245,7 +245,7 @@
     <w:r>
       <w:tab/>
       <w:tab/>
-      <w:t>2026-01-27</w:t>
+      <w:t>2026-01-28</w:t>
       <w:br/>
       <w:br/>
     </w:r>

--- a/tillsyn/A 26011-2021 tillsynsbegäran.docx
+++ b/tillsyn/A 26011-2021 tillsynsbegäran.docx
@@ -245,7 +245,7 @@
     <w:r>
       <w:tab/>
       <w:tab/>
-      <w:t>2026-02-22</w:t>
+      <w:t>2026-02-23</w:t>
       <w:br/>
       <w:br/>
     </w:r>

--- a/tillsyn/A 26011-2021 tillsynsbegäran.docx
+++ b/tillsyn/A 26011-2021 tillsynsbegäran.docx
@@ -245,7 +245,7 @@
     <w:r>
       <w:tab/>
       <w:tab/>
-      <w:t>2026-02-23</w:t>
+      <w:t>2026-02-24</w:t>
       <w:br/>
       <w:br/>
     </w:r>

--- a/tillsyn/A 26011-2021 tillsynsbegäran.docx
+++ b/tillsyn/A 26011-2021 tillsynsbegäran.docx
@@ -245,7 +245,7 @@
     <w:r>
       <w:tab/>
       <w:tab/>
-      <w:t>2026-02-24</w:t>
+      <w:t>2026-02-25</w:t>
       <w:br/>
       <w:br/>
     </w:r>

--- a/tillsyn/A 26011-2021 tillsynsbegäran.docx
+++ b/tillsyn/A 26011-2021 tillsynsbegäran.docx
@@ -245,7 +245,7 @@
     <w:r>
       <w:tab/>
       <w:tab/>
-      <w:t>2026-02-25</w:t>
+      <w:t>2026-02-26</w:t>
       <w:br/>
       <w:br/>
     </w:r>

--- a/tillsyn/A 26011-2021 tillsynsbegäran.docx
+++ b/tillsyn/A 26011-2021 tillsynsbegäran.docx
@@ -245,7 +245,7 @@
     <w:r>
       <w:tab/>
       <w:tab/>
-      <w:t>2026-02-26</w:t>
+      <w:t>2026-02-28</w:t>
       <w:br/>
       <w:br/>
     </w:r>

--- a/tillsyn/A 26011-2021 tillsynsbegäran.docx
+++ b/tillsyn/A 26011-2021 tillsynsbegäran.docx
@@ -245,7 +245,7 @@
     <w:r>
       <w:tab/>
       <w:tab/>
-      <w:t>2026-02-28</w:t>
+      <w:t>2026-03-01</w:t>
       <w:br/>
       <w:br/>
     </w:r>

--- a/tillsyn/A 26011-2021 tillsynsbegäran.docx
+++ b/tillsyn/A 26011-2021 tillsynsbegäran.docx
@@ -245,7 +245,7 @@
     <w:r>
       <w:tab/>
       <w:tab/>
-      <w:t>2026-03-01</w:t>
+      <w:t>2026-03-02</w:t>
       <w:br/>
       <w:br/>
     </w:r>

--- a/tillsyn/A 26011-2021 tillsynsbegäran.docx
+++ b/tillsyn/A 26011-2021 tillsynsbegäran.docx
@@ -245,7 +245,7 @@
     <w:r>
       <w:tab/>
       <w:tab/>
-      <w:t>2026-03-02</w:t>
+      <w:t>2026-03-03</w:t>
       <w:br/>
       <w:br/>
     </w:r>

--- a/tillsyn/A 26011-2021 tillsynsbegäran.docx
+++ b/tillsyn/A 26011-2021 tillsynsbegäran.docx
@@ -245,7 +245,7 @@
     <w:r>
       <w:tab/>
       <w:tab/>
-      <w:t>2026-03-03</w:t>
+      <w:t>2026-03-04</w:t>
       <w:br/>
       <w:br/>
     </w:r>

--- a/tillsyn/A 26011-2021 tillsynsbegäran.docx
+++ b/tillsyn/A 26011-2021 tillsynsbegäran.docx
@@ -245,7 +245,7 @@
     <w:r>
       <w:tab/>
       <w:tab/>
-      <w:t>2026-03-04</w:t>
+      <w:t>2026-03-05</w:t>
       <w:br/>
       <w:br/>
     </w:r>

--- a/tillsyn/A 26011-2021 tillsynsbegäran.docx
+++ b/tillsyn/A 26011-2021 tillsynsbegäran.docx
@@ -245,7 +245,7 @@
     <w:r>
       <w:tab/>
       <w:tab/>
-      <w:t>2026-03-05</w:t>
+      <w:t>2026-03-06</w:t>
       <w:br/>
       <w:br/>
     </w:r>

--- a/tillsyn/A 26011-2021 tillsynsbegäran.docx
+++ b/tillsyn/A 26011-2021 tillsynsbegäran.docx
@@ -245,7 +245,7 @@
     <w:r>
       <w:tab/>
       <w:tab/>
-      <w:t>2026-03-06</w:t>
+      <w:t>2026-03-07</w:t>
       <w:br/>
       <w:br/>
     </w:r>

--- a/tillsyn/A 26011-2021 tillsynsbegäran.docx
+++ b/tillsyn/A 26011-2021 tillsynsbegäran.docx
@@ -245,7 +245,7 @@
     <w:r>
       <w:tab/>
       <w:tab/>
-      <w:t>2026-03-07</w:t>
+      <w:t>2026-03-08</w:t>
       <w:br/>
       <w:br/>
     </w:r>

--- a/tillsyn/A 26011-2021 tillsynsbegäran.docx
+++ b/tillsyn/A 26011-2021 tillsynsbegäran.docx
@@ -245,7 +245,7 @@
     <w:r>
       <w:tab/>
       <w:tab/>
-      <w:t>2026-03-08</w:t>
+      <w:t>2026-03-09</w:t>
       <w:br/>
       <w:br/>
     </w:r>

--- a/tillsyn/A 26011-2021 tillsynsbegäran.docx
+++ b/tillsyn/A 26011-2021 tillsynsbegäran.docx
@@ -245,7 +245,7 @@
     <w:r>
       <w:tab/>
       <w:tab/>
-      <w:t>2026-03-09</w:t>
+      <w:t>2026-03-10</w:t>
       <w:br/>
       <w:br/>
     </w:r>

--- a/tillsyn/A 26011-2021 tillsynsbegäran.docx
+++ b/tillsyn/A 26011-2021 tillsynsbegäran.docx
@@ -245,7 +245,7 @@
     <w:r>
       <w:tab/>
       <w:tab/>
-      <w:t>2026-03-10</w:t>
+      <w:t>2026-03-11</w:t>
       <w:br/>
       <w:br/>
     </w:r>

--- a/tillsyn/A 26011-2021 tillsynsbegäran.docx
+++ b/tillsyn/A 26011-2021 tillsynsbegäran.docx
@@ -245,7 +245,7 @@
     <w:r>
       <w:tab/>
       <w:tab/>
-      <w:t>2026-03-11</w:t>
+      <w:t>2026-03-12</w:t>
       <w:br/>
       <w:br/>
     </w:r>

--- a/tillsyn/A 26011-2021 tillsynsbegäran.docx
+++ b/tillsyn/A 26011-2021 tillsynsbegäran.docx
@@ -245,7 +245,7 @@
     <w:r>
       <w:tab/>
       <w:tab/>
-      <w:t>2026-03-12</w:t>
+      <w:t>2026-03-13</w:t>
       <w:br/>
       <w:br/>
     </w:r>

--- a/tillsyn/A 26011-2021 tillsynsbegäran.docx
+++ b/tillsyn/A 26011-2021 tillsynsbegäran.docx
@@ -245,7 +245,7 @@
     <w:r>
       <w:tab/>
       <w:tab/>
-      <w:t>2026-04-14</w:t>
+      <w:t>2026-04-15</w:t>
       <w:br/>
       <w:br/>
     </w:r>

--- a/tillsyn/A 26011-2021 tillsynsbegäran.docx
+++ b/tillsyn/A 26011-2021 tillsynsbegäran.docx
@@ -245,7 +245,7 @@
     <w:r>
       <w:tab/>
       <w:tab/>
-      <w:t>2026-04-15</w:t>
+      <w:t>2026-04-16</w:t>
       <w:br/>
       <w:br/>
     </w:r>

--- a/tillsyn/A 26011-2021 tillsynsbegäran.docx
+++ b/tillsyn/A 26011-2021 tillsynsbegäran.docx
@@ -245,7 +245,7 @@
     <w:r>
       <w:tab/>
       <w:tab/>
-      <w:t>2026-04-16</w:t>
+      <w:t>2026-04-17</w:t>
       <w:br/>
       <w:br/>
     </w:r>

--- a/tillsyn/A 26011-2021 tillsynsbegäran.docx
+++ b/tillsyn/A 26011-2021 tillsynsbegäran.docx
@@ -245,7 +245,7 @@
     <w:r>
       <w:tab/>
       <w:tab/>
-      <w:t>2026-04-17</w:t>
+      <w:t>2026-04-18</w:t>
       <w:br/>
       <w:br/>
     </w:r>

--- a/tillsyn/A 26011-2021 tillsynsbegäran.docx
+++ b/tillsyn/A 26011-2021 tillsynsbegäran.docx
@@ -245,7 +245,7 @@
     <w:r>
       <w:tab/>
       <w:tab/>
-      <w:t>2026-04-18</w:t>
+      <w:t>2026-04-19</w:t>
       <w:br/>
       <w:br/>
     </w:r>

--- a/tillsyn/A 26011-2021 tillsynsbegäran.docx
+++ b/tillsyn/A 26011-2021 tillsynsbegäran.docx
@@ -245,7 +245,7 @@
     <w:r>
       <w:tab/>
       <w:tab/>
-      <w:t>2026-04-19</w:t>
+      <w:t>2026-04-20</w:t>
       <w:br/>
       <w:br/>
     </w:r>

--- a/tillsyn/A 26011-2021 tillsynsbegäran.docx
+++ b/tillsyn/A 26011-2021 tillsynsbegäran.docx
@@ -245,7 +245,7 @@
     <w:r>
       <w:tab/>
       <w:tab/>
-      <w:t>2026-04-20</w:t>
+      <w:t>2026-04-21</w:t>
       <w:br/>
       <w:br/>
     </w:r>

--- a/tillsyn/A 26011-2021 tillsynsbegäran.docx
+++ b/tillsyn/A 26011-2021 tillsynsbegäran.docx
@@ -245,7 +245,7 @@
     <w:r>
       <w:tab/>
       <w:tab/>
-      <w:t>2026-04-21</w:t>
+      <w:t>2026-04-22</w:t>
       <w:br/>
       <w:br/>
     </w:r>

--- a/tillsyn/A 26011-2021 tillsynsbegäran.docx
+++ b/tillsyn/A 26011-2021 tillsynsbegäran.docx
@@ -245,7 +245,7 @@
     <w:r>
       <w:tab/>
       <w:tab/>
-      <w:t>2026-04-22</w:t>
+      <w:t>2026-04-23</w:t>
       <w:br/>
       <w:br/>
     </w:r>

--- a/tillsyn/A 26011-2021 tillsynsbegäran.docx
+++ b/tillsyn/A 26011-2021 tillsynsbegäran.docx
@@ -245,7 +245,7 @@
     <w:r>
       <w:tab/>
       <w:tab/>
-      <w:t>2026-04-23</w:t>
+      <w:t>2026-04-24</w:t>
       <w:br/>
       <w:br/>
     </w:r>

--- a/tillsyn/A 26011-2021 tillsynsbegäran.docx
+++ b/tillsyn/A 26011-2021 tillsynsbegäran.docx
@@ -245,7 +245,7 @@
     <w:r>
       <w:tab/>
       <w:tab/>
-      <w:t>2026-04-24</w:t>
+      <w:t>2026-04-25</w:t>
       <w:br/>
       <w:br/>
     </w:r>

--- a/tillsyn/A 26011-2021 tillsynsbegäran.docx
+++ b/tillsyn/A 26011-2021 tillsynsbegäran.docx
@@ -245,7 +245,7 @@
     <w:r>
       <w:tab/>
       <w:tab/>
-      <w:t>2026-04-25</w:t>
+      <w:t>2026-04-26</w:t>
       <w:br/>
       <w:br/>
     </w:r>

--- a/tillsyn/A 26011-2021 tillsynsbegäran.docx
+++ b/tillsyn/A 26011-2021 tillsynsbegäran.docx
@@ -245,7 +245,7 @@
     <w:r>
       <w:tab/>
       <w:tab/>
-      <w:t>2026-04-26</w:t>
+      <w:t>2026-04-27</w:t>
       <w:br/>
       <w:br/>
     </w:r>

--- a/tillsyn/A 26011-2021 tillsynsbegäran.docx
+++ b/tillsyn/A 26011-2021 tillsynsbegäran.docx
@@ -245,7 +245,7 @@
     <w:r>
       <w:tab/>
       <w:tab/>
-      <w:t>2026-04-27</w:t>
+      <w:t>2026-04-28</w:t>
       <w:br/>
       <w:br/>
     </w:r>

--- a/tillsyn/A 26011-2021 tillsynsbegäran.docx
+++ b/tillsyn/A 26011-2021 tillsynsbegäran.docx
@@ -245,7 +245,7 @@
     <w:r>
       <w:tab/>
       <w:tab/>
-      <w:t>2026-04-28</w:t>
+      <w:t>2026-04-29</w:t>
       <w:br/>
       <w:br/>
     </w:r>

--- a/tillsyn/A 26011-2021 tillsynsbegäran.docx
+++ b/tillsyn/A 26011-2021 tillsynsbegäran.docx
@@ -245,7 +245,7 @@
     <w:r>
       <w:tab/>
       <w:tab/>
-      <w:t>2026-04-29</w:t>
+      <w:t>2026-04-30</w:t>
       <w:br/>
       <w:br/>
     </w:r>
